--- a/lars/DevOPs/Lars_Jansen.docx
+++ b/lars/DevOPs/Lars_Jansen.docx
@@ -425,13 +425,7 @@
         <w:rPr>
           <w:sz w:val="20"/>
         </w:rPr>
-        <w:t>Terra</w:t>
-      </w:r>
-      <w:r>
-        <w:rPr>
-          <w:sz w:val="20"/>
-        </w:rPr>
-        <w:t>form</w:t>
+        <w:t>Terraform</w:t>
       </w:r>
       <w:proofErr w:type="spellEnd"/>
       <w:r>
@@ -1910,7 +1904,6 @@
         </w:rPr>
         <w:t xml:space="preserve">I built CI/CD workflows that packaged services into </w:t>
       </w:r>
-      <w:bookmarkStart w:id="0" w:name="_GoBack"/>
       <w:proofErr w:type="spellStart"/>
       <w:r>
         <w:rPr>
@@ -1923,14 +1916,7 @@
         <w:rPr>
           <w:sz w:val="18"/>
         </w:rPr>
-        <w:t xml:space="preserve"> </w:t>
-      </w:r>
-      <w:bookmarkEnd w:id="0"/>
-      <w:r>
-        <w:rPr>
-          <w:sz w:val="18"/>
-        </w:rPr>
-        <w:t xml:space="preserve">images, ran unit/integration tests, and deployed to </w:t>
+        <w:t xml:space="preserve"> images, ran unit/integration tests, and deployed to </w:t>
       </w:r>
       <w:proofErr w:type="spellStart"/>
       <w:r>
@@ -2823,6 +2809,10 @@
     <w:p>
       <w:pPr>
         <w:pStyle w:val="NormalWeb"/>
+        <w:numPr>
+          <w:ilvl w:val="0"/>
+          <w:numId w:val="14"/>
+        </w:numPr>
         <w:jc w:val="both"/>
         <w:rPr>
           <w:sz w:val="18"/>
@@ -2856,7 +2846,16 @@
           <w:rStyle w:val="Strong"/>
           <w:sz w:val="18"/>
         </w:rPr>
-        <w:t>Terragrunt</w:t>
+        <w:t>T</w:t>
+      </w:r>
+      <w:bookmarkStart w:id="0" w:name="_GoBack"/>
+      <w:bookmarkEnd w:id="0"/>
+      <w:r>
+        <w:rPr>
+          <w:rStyle w:val="Strong"/>
+          <w:sz w:val="18"/>
+        </w:rPr>
+        <w:t>erragrunt</w:t>
       </w:r>
       <w:proofErr w:type="spellEnd"/>
       <w:r>
@@ -2922,6 +2921,10 @@
     <w:p>
       <w:pPr>
         <w:pStyle w:val="NormalWeb"/>
+        <w:numPr>
+          <w:ilvl w:val="0"/>
+          <w:numId w:val="15"/>
+        </w:numPr>
         <w:jc w:val="both"/>
         <w:rPr>
           <w:sz w:val="18"/>
@@ -3206,6 +3209,119 @@
     </w:lvl>
   </w:abstractNum>
   <w:abstractNum w:abstractNumId="2">
+    <w:nsid w:val="0DCF6E45"/>
+    <w:multiLevelType w:val="hybridMultilevel"/>
+    <w:tmpl w:val="28049F14"/>
+    <w:lvl w:ilvl="0" w:tplc="0409000B">
+      <w:start w:val="1"/>
+      <w:numFmt w:val="bullet"/>
+      <w:lvlText w:val=""/>
+      <w:lvlJc w:val="left"/>
+      <w:pPr>
+        <w:ind w:left="360" w:hanging="360"/>
+      </w:pPr>
+      <w:rPr>
+        <w:rFonts w:ascii="Wingdings" w:hAnsi="Wingdings" w:hint="default"/>
+      </w:rPr>
+    </w:lvl>
+    <w:lvl w:ilvl="1" w:tplc="04090003" w:tentative="1">
+      <w:start w:val="1"/>
+      <w:numFmt w:val="bullet"/>
+      <w:lvlText w:val="o"/>
+      <w:lvlJc w:val="left"/>
+      <w:pPr>
+        <w:ind w:left="1080" w:hanging="360"/>
+      </w:pPr>
+      <w:rPr>
+        <w:rFonts w:ascii="Courier New" w:hAnsi="Courier New" w:cs="Courier New" w:hint="default"/>
+      </w:rPr>
+    </w:lvl>
+    <w:lvl w:ilvl="2" w:tplc="04090005" w:tentative="1">
+      <w:start w:val="1"/>
+      <w:numFmt w:val="bullet"/>
+      <w:lvlText w:val=""/>
+      <w:lvlJc w:val="left"/>
+      <w:pPr>
+        <w:ind w:left="1800" w:hanging="360"/>
+      </w:pPr>
+      <w:rPr>
+        <w:rFonts w:ascii="Wingdings" w:hAnsi="Wingdings" w:hint="default"/>
+      </w:rPr>
+    </w:lvl>
+    <w:lvl w:ilvl="3" w:tplc="04090001" w:tentative="1">
+      <w:start w:val="1"/>
+      <w:numFmt w:val="bullet"/>
+      <w:lvlText w:val=""/>
+      <w:lvlJc w:val="left"/>
+      <w:pPr>
+        <w:ind w:left="2520" w:hanging="360"/>
+      </w:pPr>
+      <w:rPr>
+        <w:rFonts w:ascii="Symbol" w:hAnsi="Symbol" w:hint="default"/>
+      </w:rPr>
+    </w:lvl>
+    <w:lvl w:ilvl="4" w:tplc="04090003" w:tentative="1">
+      <w:start w:val="1"/>
+      <w:numFmt w:val="bullet"/>
+      <w:lvlText w:val="o"/>
+      <w:lvlJc w:val="left"/>
+      <w:pPr>
+        <w:ind w:left="3240" w:hanging="360"/>
+      </w:pPr>
+      <w:rPr>
+        <w:rFonts w:ascii="Courier New" w:hAnsi="Courier New" w:cs="Courier New" w:hint="default"/>
+      </w:rPr>
+    </w:lvl>
+    <w:lvl w:ilvl="5" w:tplc="04090005" w:tentative="1">
+      <w:start w:val="1"/>
+      <w:numFmt w:val="bullet"/>
+      <w:lvlText w:val=""/>
+      <w:lvlJc w:val="left"/>
+      <w:pPr>
+        <w:ind w:left="3960" w:hanging="360"/>
+      </w:pPr>
+      <w:rPr>
+        <w:rFonts w:ascii="Wingdings" w:hAnsi="Wingdings" w:hint="default"/>
+      </w:rPr>
+    </w:lvl>
+    <w:lvl w:ilvl="6" w:tplc="04090001" w:tentative="1">
+      <w:start w:val="1"/>
+      <w:numFmt w:val="bullet"/>
+      <w:lvlText w:val=""/>
+      <w:lvlJc w:val="left"/>
+      <w:pPr>
+        <w:ind w:left="4680" w:hanging="360"/>
+      </w:pPr>
+      <w:rPr>
+        <w:rFonts w:ascii="Symbol" w:hAnsi="Symbol" w:hint="default"/>
+      </w:rPr>
+    </w:lvl>
+    <w:lvl w:ilvl="7" w:tplc="04090003" w:tentative="1">
+      <w:start w:val="1"/>
+      <w:numFmt w:val="bullet"/>
+      <w:lvlText w:val="o"/>
+      <w:lvlJc w:val="left"/>
+      <w:pPr>
+        <w:ind w:left="5400" w:hanging="360"/>
+      </w:pPr>
+      <w:rPr>
+        <w:rFonts w:ascii="Courier New" w:hAnsi="Courier New" w:cs="Courier New" w:hint="default"/>
+      </w:rPr>
+    </w:lvl>
+    <w:lvl w:ilvl="8" w:tplc="04090005" w:tentative="1">
+      <w:start w:val="1"/>
+      <w:numFmt w:val="bullet"/>
+      <w:lvlText w:val=""/>
+      <w:lvlJc w:val="left"/>
+      <w:pPr>
+        <w:ind w:left="6120" w:hanging="360"/>
+      </w:pPr>
+      <w:rPr>
+        <w:rFonts w:ascii="Wingdings" w:hAnsi="Wingdings" w:hint="default"/>
+      </w:rPr>
+    </w:lvl>
+  </w:abstractNum>
+  <w:abstractNum w:abstractNumId="3">
     <w:nsid w:val="10F368B1"/>
     <w:multiLevelType w:val="hybridMultilevel"/>
     <w:tmpl w:val="404AEC96"/>
@@ -3319,7 +3435,7 @@
       </w:rPr>
     </w:lvl>
   </w:abstractNum>
-  <w:abstractNum w:abstractNumId="3">
+  <w:abstractNum w:abstractNumId="4">
     <w:nsid w:val="18D5485E"/>
     <w:multiLevelType w:val="hybridMultilevel"/>
     <w:tmpl w:val="15E8E3AA"/>
@@ -3432,7 +3548,7 @@
       </w:rPr>
     </w:lvl>
   </w:abstractNum>
-  <w:abstractNum w:abstractNumId="4">
+  <w:abstractNum w:abstractNumId="5">
     <w:nsid w:val="18DB3B0D"/>
     <w:multiLevelType w:val="hybridMultilevel"/>
     <w:tmpl w:val="427E720E"/>
@@ -3545,7 +3661,7 @@
       </w:rPr>
     </w:lvl>
   </w:abstractNum>
-  <w:abstractNum w:abstractNumId="5">
+  <w:abstractNum w:abstractNumId="6">
     <w:nsid w:val="1D447118"/>
     <w:multiLevelType w:val="hybridMultilevel"/>
     <w:tmpl w:val="F7DC3DCE"/>
@@ -3659,7 +3775,7 @@
       </w:rPr>
     </w:lvl>
   </w:abstractNum>
-  <w:abstractNum w:abstractNumId="6">
+  <w:abstractNum w:abstractNumId="7">
     <w:nsid w:val="294D3018"/>
     <w:multiLevelType w:val="hybridMultilevel"/>
     <w:tmpl w:val="8A8A30D4"/>
@@ -3773,7 +3889,7 @@
       </w:rPr>
     </w:lvl>
   </w:abstractNum>
-  <w:abstractNum w:abstractNumId="7">
+  <w:abstractNum w:abstractNumId="8">
     <w:nsid w:val="2AAA6C22"/>
     <w:multiLevelType w:val="hybridMultilevel"/>
     <w:tmpl w:val="5F1AECA8"/>
@@ -3887,7 +4003,7 @@
       </w:rPr>
     </w:lvl>
   </w:abstractNum>
-  <w:abstractNum w:abstractNumId="8">
+  <w:abstractNum w:abstractNumId="9">
     <w:nsid w:val="31676650"/>
     <w:multiLevelType w:val="hybridMultilevel"/>
     <w:tmpl w:val="D5AE2FAE"/>
@@ -4001,7 +4117,7 @@
       </w:rPr>
     </w:lvl>
   </w:abstractNum>
-  <w:abstractNum w:abstractNumId="9">
+  <w:abstractNum w:abstractNumId="10">
     <w:nsid w:val="5D6110A2"/>
     <w:multiLevelType w:val="hybridMultilevel"/>
     <w:tmpl w:val="996065C2"/>
@@ -4115,7 +4231,7 @@
       </w:rPr>
     </w:lvl>
   </w:abstractNum>
-  <w:abstractNum w:abstractNumId="10">
+  <w:abstractNum w:abstractNumId="11">
     <w:nsid w:val="6A062745"/>
     <w:multiLevelType w:val="hybridMultilevel"/>
     <w:tmpl w:val="74D0DCE8"/>
@@ -4229,7 +4345,120 @@
       </w:rPr>
     </w:lvl>
   </w:abstractNum>
-  <w:abstractNum w:abstractNumId="11">
+  <w:abstractNum w:abstractNumId="12">
+    <w:nsid w:val="6A256208"/>
+    <w:multiLevelType w:val="hybridMultilevel"/>
+    <w:tmpl w:val="17F0DB42"/>
+    <w:lvl w:ilvl="0" w:tplc="0409000B">
+      <w:start w:val="1"/>
+      <w:numFmt w:val="bullet"/>
+      <w:lvlText w:val=""/>
+      <w:lvlJc w:val="left"/>
+      <w:pPr>
+        <w:ind w:left="360" w:hanging="360"/>
+      </w:pPr>
+      <w:rPr>
+        <w:rFonts w:ascii="Wingdings" w:hAnsi="Wingdings" w:hint="default"/>
+      </w:rPr>
+    </w:lvl>
+    <w:lvl w:ilvl="1" w:tplc="04090003" w:tentative="1">
+      <w:start w:val="1"/>
+      <w:numFmt w:val="bullet"/>
+      <w:lvlText w:val="o"/>
+      <w:lvlJc w:val="left"/>
+      <w:pPr>
+        <w:ind w:left="1080" w:hanging="360"/>
+      </w:pPr>
+      <w:rPr>
+        <w:rFonts w:ascii="Courier New" w:hAnsi="Courier New" w:cs="Courier New" w:hint="default"/>
+      </w:rPr>
+    </w:lvl>
+    <w:lvl w:ilvl="2" w:tplc="04090005" w:tentative="1">
+      <w:start w:val="1"/>
+      <w:numFmt w:val="bullet"/>
+      <w:lvlText w:val=""/>
+      <w:lvlJc w:val="left"/>
+      <w:pPr>
+        <w:ind w:left="1800" w:hanging="360"/>
+      </w:pPr>
+      <w:rPr>
+        <w:rFonts w:ascii="Wingdings" w:hAnsi="Wingdings" w:hint="default"/>
+      </w:rPr>
+    </w:lvl>
+    <w:lvl w:ilvl="3" w:tplc="04090001" w:tentative="1">
+      <w:start w:val="1"/>
+      <w:numFmt w:val="bullet"/>
+      <w:lvlText w:val=""/>
+      <w:lvlJc w:val="left"/>
+      <w:pPr>
+        <w:ind w:left="2520" w:hanging="360"/>
+      </w:pPr>
+      <w:rPr>
+        <w:rFonts w:ascii="Symbol" w:hAnsi="Symbol" w:hint="default"/>
+      </w:rPr>
+    </w:lvl>
+    <w:lvl w:ilvl="4" w:tplc="04090003" w:tentative="1">
+      <w:start w:val="1"/>
+      <w:numFmt w:val="bullet"/>
+      <w:lvlText w:val="o"/>
+      <w:lvlJc w:val="left"/>
+      <w:pPr>
+        <w:ind w:left="3240" w:hanging="360"/>
+      </w:pPr>
+      <w:rPr>
+        <w:rFonts w:ascii="Courier New" w:hAnsi="Courier New" w:cs="Courier New" w:hint="default"/>
+      </w:rPr>
+    </w:lvl>
+    <w:lvl w:ilvl="5" w:tplc="04090005" w:tentative="1">
+      <w:start w:val="1"/>
+      <w:numFmt w:val="bullet"/>
+      <w:lvlText w:val=""/>
+      <w:lvlJc w:val="left"/>
+      <w:pPr>
+        <w:ind w:left="3960" w:hanging="360"/>
+      </w:pPr>
+      <w:rPr>
+        <w:rFonts w:ascii="Wingdings" w:hAnsi="Wingdings" w:hint="default"/>
+      </w:rPr>
+    </w:lvl>
+    <w:lvl w:ilvl="6" w:tplc="04090001" w:tentative="1">
+      <w:start w:val="1"/>
+      <w:numFmt w:val="bullet"/>
+      <w:lvlText w:val=""/>
+      <w:lvlJc w:val="left"/>
+      <w:pPr>
+        <w:ind w:left="4680" w:hanging="360"/>
+      </w:pPr>
+      <w:rPr>
+        <w:rFonts w:ascii="Symbol" w:hAnsi="Symbol" w:hint="default"/>
+      </w:rPr>
+    </w:lvl>
+    <w:lvl w:ilvl="7" w:tplc="04090003" w:tentative="1">
+      <w:start w:val="1"/>
+      <w:numFmt w:val="bullet"/>
+      <w:lvlText w:val="o"/>
+      <w:lvlJc w:val="left"/>
+      <w:pPr>
+        <w:ind w:left="5400" w:hanging="360"/>
+      </w:pPr>
+      <w:rPr>
+        <w:rFonts w:ascii="Courier New" w:hAnsi="Courier New" w:cs="Courier New" w:hint="default"/>
+      </w:rPr>
+    </w:lvl>
+    <w:lvl w:ilvl="8" w:tplc="04090005" w:tentative="1">
+      <w:start w:val="1"/>
+      <w:numFmt w:val="bullet"/>
+      <w:lvlText w:val=""/>
+      <w:lvlJc w:val="left"/>
+      <w:pPr>
+        <w:ind w:left="6120" w:hanging="360"/>
+      </w:pPr>
+      <w:rPr>
+        <w:rFonts w:ascii="Wingdings" w:hAnsi="Wingdings" w:hint="default"/>
+      </w:rPr>
+    </w:lvl>
+  </w:abstractNum>
+  <w:abstractNum w:abstractNumId="13">
     <w:nsid w:val="73275E2E"/>
     <w:multiLevelType w:val="hybridMultilevel"/>
     <w:tmpl w:val="89A64148"/>
@@ -4342,7 +4571,7 @@
       </w:rPr>
     </w:lvl>
   </w:abstractNum>
-  <w:abstractNum w:abstractNumId="12">
+  <w:abstractNum w:abstractNumId="14">
     <w:nsid w:val="7C1E5D8D"/>
     <w:multiLevelType w:val="hybridMultilevel"/>
     <w:tmpl w:val="67BE6C84"/>
@@ -4457,43 +4686,49 @@
     </w:lvl>
   </w:abstractNum>
   <w:num w:numId="1">
+    <w:abstractNumId w:val="4"/>
+  </w:num>
+  <w:num w:numId="2">
+    <w:abstractNumId w:val="11"/>
+  </w:num>
+  <w:num w:numId="3">
+    <w:abstractNumId w:val="8"/>
+  </w:num>
+  <w:num w:numId="4">
     <w:abstractNumId w:val="3"/>
   </w:num>
-  <w:num w:numId="2">
+  <w:num w:numId="5">
+    <w:abstractNumId w:val="6"/>
+  </w:num>
+  <w:num w:numId="6">
+    <w:abstractNumId w:val="7"/>
+  </w:num>
+  <w:num w:numId="7">
     <w:abstractNumId w:val="10"/>
   </w:num>
-  <w:num w:numId="3">
-    <w:abstractNumId w:val="7"/>
-  </w:num>
-  <w:num w:numId="4">
-    <w:abstractNumId w:val="2"/>
-  </w:num>
-  <w:num w:numId="5">
-    <w:abstractNumId w:val="5"/>
-  </w:num>
-  <w:num w:numId="6">
-    <w:abstractNumId w:val="6"/>
-  </w:num>
-  <w:num w:numId="7">
-    <w:abstractNumId w:val="9"/>
-  </w:num>
   <w:num w:numId="8">
-    <w:abstractNumId w:val="12"/>
+    <w:abstractNumId w:val="14"/>
   </w:num>
   <w:num w:numId="9">
     <w:abstractNumId w:val="0"/>
   </w:num>
   <w:num w:numId="10">
-    <w:abstractNumId w:val="8"/>
+    <w:abstractNumId w:val="9"/>
   </w:num>
   <w:num w:numId="11">
     <w:abstractNumId w:val="1"/>
   </w:num>
   <w:num w:numId="12">
-    <w:abstractNumId w:val="11"/>
+    <w:abstractNumId w:val="13"/>
   </w:num>
   <w:num w:numId="13">
-    <w:abstractNumId w:val="4"/>
+    <w:abstractNumId w:val="5"/>
+  </w:num>
+  <w:num w:numId="14">
+    <w:abstractNumId w:val="2"/>
+  </w:num>
+  <w:num w:numId="15">
+    <w:abstractNumId w:val="12"/>
   </w:num>
   <w:numIdMacAtCleanup w:val="6"/>
 </w:numbering>
